--- a/AI大模型在财务场景的应用/项目5_范例_v5.docx
+++ b/AI大模型在财务场景的应用/项目5_范例_v5.docx
@@ -317,7 +317,7 @@
           <w:b w:val="0"/>
           <w:sz w:val="24"/>
         </w:rPr>
-        <w:t>这一区分，正是义卖摊的账中最容易出错的地方。李想的现金多出180元，只是现金的变动，它既包含了成本的回收，也包含了还没有卖掉的存货。现金和利润，是两个不同的口径。</w:t>
+        <w:t>这一区分，正是义卖摊的账中最容易出错的地方。李想想的现金多出180元，只是现金的变动，它既包含了成本的回收，也包含了还没有卖掉的存货。现金和利润，是两个不同的口径。</w:t>
       </w:r>
     </w:p>
     <w:p>
@@ -2452,7 +2452,7 @@
           <w:b w:val="0"/>
           <w:sz w:val="24"/>
         </w:rPr>
-        <w:t>李想按照表5-1重新整理了账目。他发现，现金比活动前多180元，只是因为收入470元减去了部分进货和费用后的结果；而利润207元，还包括了剩下的27元存货。这样，他能够清楚地向社员解释：现金与利润为什么不相等。</w:t>
+        <w:t>李想想按照表5-1重新整理了账目。他发现，现金比活动前多180元，只是因为收入470元减去了部分进货和费用后的结果；而利润207元，还包括了剩下的27元存货。这样，他能够清楚地向社员解释：现金与利润为什么不相等。</w:t>
       </w:r>
     </w:p>
     <w:p>
@@ -2989,7 +2989,7 @@
           <w:b w:val="0"/>
           <w:sz w:val="24"/>
         </w:rPr>
-        <w:t>星空读书会的财务干事小林提出一个问题：“摊位的宣传和包装费一共70元，书签每个卖1元，成本0.5元，我们至少要卖多少个书签，才能把这70元收回来？”社长李想想了想，回答：“卖够140个吧。”小林说，这个数字要算出来，不能靠猜。</w:t>
+        <w:t>星空读书会的财务干事小何提出一个问题：“摊位的宣传和包装费一共70元，书签每个卖1元，成本0.5元，我们至少要卖多少个书签，才能把这70元收回来？”社长李想想了想，回答：“卖够140个吧。”小何说，这个数字要算出来，不能靠猜。</w:t>
       </w:r>
     </w:p>
     <w:p>
@@ -4019,7 +4019,7 @@
           <w:b w:val="0"/>
           <w:sz w:val="24"/>
         </w:rPr>
-        <w:t>小林用表5-3的方法算出，书签需要卖140个才能覆盖70元的宣传与包装费。李想看到这个结果后，决定把书签的目标数量定为150个，略高于保本量，以留出余地。</w:t>
+        <w:t>小何用表5-3的方法算出，书签需要卖140个才能覆盖70元的宣传与包装费。李想想看到这个结果后，决定把书签的目标数量定为150个，略高于保本量，以留出余地。</w:t>
       </w:r>
     </w:p>
     <w:p>
@@ -4556,7 +4556,7 @@
           <w:b w:val="0"/>
           <w:sz w:val="24"/>
         </w:rPr>
-        <w:t>义卖活动结束后，宣传部长用AI写了一份复盘材料，结论是：“本次活动利润为250元，柠檬水是利润最高的商品。”李想看到这份材料，觉得数字很大，也很开心，但财务干事小林提出了疑问：“2650元是怎么算出来的？柠檬水的利润是多少？”</w:t>
+        <w:t>义卖活动结束后，宣传部长用AI写了一份复盘材料，结论是：“本次活动利润为250元，柠檬水是利润最高的商品。”李想想看到这份材料，觉得数字很大，也很开心，但财务干事小何提出了疑问：“2650元是怎么算出来的？柠檬水的利润是多少？”</w:t>
       </w:r>
     </w:p>
     <w:p>
@@ -5440,7 +5440,7 @@
           <w:b w:val="0"/>
           <w:sz w:val="24"/>
         </w:rPr>
-        <w:t>小林用表5-4的方法逐项核对，指出了AI的错误。宣传部长修正了复盘材料，把利润改为207元，并说明了207元与现金变动180元的区别。柠檬水的毛利为72元，毛利率为40%，它的收入虽然最高，但贡献并不最大。</w:t>
+        <w:t>小何用表5-4的方法逐项核对，指出了AI的错误。宣传部长修正了复盘材料，把利润改为207元，并说明了207元与现金变动180元的区别。柠檬水的毛利为72元，毛利率为40%，它的收入虽然最高，但贡献并不最大。</w:t>
       </w:r>
     </w:p>
     <w:p>

--- a/AI大模型在财务场景的应用/项目5_范例_v5.docx
+++ b/AI大模型在财务场景的应用/项目5_范例_v5.docx
@@ -7658,7 +7658,7 @@
       <w:ind w:firstLine="480"/>
     </w:pPr>
     <w:rPr>
-      <w:rFonts w:ascii="Times New Roman" w:hAnsi="Times New Roman" w:cs="Times New Roman" w:eastAsia="宋体"/>
+      <w:rFonts w:ascii="Times New Roman" w:hAnsi="Times New Roman" w:eastAsia="宋体" w:cs="Times New Roman"/>
       <w:b w:val="0"/>
       <w:sz w:val="24"/>
     </w:rPr>
@@ -7724,11 +7724,10 @@
       <w:outlineLvl w:val="0"/>
     </w:pPr>
     <w:rPr>
-      <w:rFonts w:asciiTheme="majorHAnsi" w:eastAsiaTheme="majorEastAsia" w:hAnsiTheme="majorHAnsi" w:cstheme="majorBidi" w:ascii="Times New Roman" w:hAnsi="Times New Roman" w:cs="Times New Roman" w:eastAsia="黑体"/>
+      <w:rFonts w:asciiTheme="majorHAnsi" w:eastAsiaTheme="majorEastAsia" w:hAnsiTheme="majorHAnsi" w:cstheme="majorBidi" w:ascii="Times New Roman" w:hAnsi="Times New Roman" w:eastAsia="黑体" w:cs="Times New Roman"/>
       <w:b/>
       <w:bCs/>
       <w:i w:val="0"/>
-      <w:color w:val="365F91" w:themeColor="accent1" w:themeShade="BF"/>
       <w:sz w:val="32"/>
       <w:szCs w:val="28"/>
     </w:rPr>
@@ -7751,11 +7750,10 @@
       <w:outlineLvl w:val="1"/>
     </w:pPr>
     <w:rPr>
-      <w:rFonts w:asciiTheme="majorHAnsi" w:eastAsiaTheme="majorEastAsia" w:hAnsiTheme="majorHAnsi" w:cstheme="majorBidi" w:ascii="Times New Roman" w:hAnsi="Times New Roman" w:cs="Times New Roman" w:eastAsia="黑体"/>
+      <w:rFonts w:asciiTheme="majorHAnsi" w:eastAsiaTheme="majorEastAsia" w:hAnsiTheme="majorHAnsi" w:cstheme="majorBidi" w:ascii="Times New Roman" w:hAnsi="Times New Roman" w:eastAsia="黑体" w:cs="Times New Roman"/>
       <w:b/>
       <w:bCs/>
       <w:i w:val="0"/>
-      <w:color w:val="4F81BD" w:themeColor="accent1"/>
       <w:sz w:val="28"/>
       <w:szCs w:val="26"/>
     </w:rPr>
@@ -7778,11 +7776,10 @@
       <w:outlineLvl w:val="2"/>
     </w:pPr>
     <w:rPr>
-      <w:rFonts w:asciiTheme="majorHAnsi" w:eastAsiaTheme="majorEastAsia" w:hAnsiTheme="majorHAnsi" w:cstheme="majorBidi" w:ascii="Times New Roman" w:hAnsi="Times New Roman" w:cs="Times New Roman" w:eastAsia="黑体"/>
+      <w:rFonts w:asciiTheme="majorHAnsi" w:eastAsiaTheme="majorEastAsia" w:hAnsiTheme="majorHAnsi" w:cstheme="majorBidi" w:ascii="Times New Roman" w:hAnsi="Times New Roman" w:eastAsia="黑体" w:cs="Times New Roman"/>
       <w:b/>
       <w:bCs/>
       <w:i w:val="0"/>
-      <w:color w:val="4F81BD" w:themeColor="accent1"/>
       <w:sz w:val="24"/>
     </w:rPr>
   </w:style>
